--- a/assets/docs/lop4/Cong nghe - Lop 4.docx
+++ b/assets/docs/lop4/Cong nghe - Lop 4.docx
@@ -1339,6 +1339,19 @@
                 <w:i w:val="0"/>
                 <w:sz w:val="18"/>
               </w:rPr>
+              <w:t>STEM: Chậu hoa, cây cảnh mini (Công nghệ – Mĩ thuật) — dạy thay cho tiết này.</w:t>
+            </w:r>
+          </w:p>
+          <w:p>
+            <w:pPr>
+              <w:spacing w:after="0"/>
+            </w:pPr>
+            <w:r>
+              <w:rPr>
+                <w:b w:val="0"/>
+                <w:i w:val="0"/>
+                <w:sz w:val="18"/>
+              </w:rPr>
               <w:t>KNS: KN lao động tự phục vụ: làm việc cẩn thận, kiên trì hoàn thành sản phẩm.</w:t>
             </w:r>
           </w:p>
@@ -2053,6 +2066,19 @@
                 <w:sz w:val="18"/>
               </w:rPr>
               <w:t>Năng lực số Miền 1 (Cơ bản, bậc 2): Ở bài “Chậu hoa và cây cảnh mini”, GV chiếu ảnh phóng to nhiều kiểu chậu mini cùng loại cây phù hợp với từng chậu; HS gọi tên cây; Năng lực số Miền 5 (Cơ bản, bậc 2): GV chiếu vài tình huống chọn chậu và cây cho góc học tập, ban công, lớp học; HS chọn phương án phù hợp rồi giải thích theo điều kiện ánh sáng, không gian</w:t>
+            </w:r>
+          </w:p>
+          <w:p>
+            <w:pPr>
+              <w:spacing w:after="0"/>
+            </w:pPr>
+            <w:r>
+              <w:rPr>
+                <w:b w:val="0"/>
+                <w:i w:val="0"/>
+                <w:sz w:val="18"/>
+              </w:rPr>
+              <w:t>STEM: Chậu hoa, cây cảnh mini (Công nghệ – Mĩ thuật) — dạy thay cho tiết này.</w:t>
             </w:r>
           </w:p>
           <w:p>
